--- a/files/Yan_Zhang_CV.docx
+++ b/files/Yan_Zhang_CV.docx
@@ -284,7 +284,23 @@
           <w:bCs/>
           <w:color w:val="1D1B11" w:themeColor="background2" w:themeShade="1A"/>
         </w:rPr>
-        <w:t>NIH K99/R00 Postdoctoral Fellow</w:t>
+        <w:t xml:space="preserve">NIH </w:t>
+      </w:r>
+      <w:r>
+        <w:rPr>
+          <w:b/>
+          <w:bCs/>
+          <w:color w:val="1D1B11" w:themeColor="background2" w:themeShade="1A"/>
+        </w:rPr>
+        <w:t xml:space="preserve">MOSAIC </w:t>
+      </w:r>
+      <w:r>
+        <w:rPr>
+          <w:b/>
+          <w:bCs/>
+          <w:color w:val="1D1B11" w:themeColor="background2" w:themeShade="1A"/>
+        </w:rPr>
+        <w:t>K99/R00 Postdoctoral Fellow</w:t>
       </w:r>
       <w:r>
         <w:rPr>
@@ -615,8 +631,17 @@
           <w:color w:val="1D1B11" w:themeColor="background2" w:themeShade="1A"/>
           <w:lang w:eastAsia="zh-CN"/>
         </w:rPr>
-        <w:t>, Deveikis, M., Qiu, Y., Björn, L., Martinez, Z. A., Chou, T., Freemont, P. S., Murray, R. M.(</w:t>
-      </w:r>
+        <w:t xml:space="preserve">, Deveikis, M., Qiu, Y., Björn, L., Martinez, Z. A., Chou, T., Freemont, P. S., Murray, R. </w:t>
+      </w:r>
+      <w:proofErr w:type="gramStart"/>
+      <w:r>
+        <w:rPr>
+          <w:color w:val="1D1B11" w:themeColor="background2" w:themeShade="1A"/>
+          <w:lang w:eastAsia="zh-CN"/>
+        </w:rPr>
+        <w:t>M.(</w:t>
+      </w:r>
+      <w:proofErr w:type="gramEnd"/>
       <w:r>
         <w:rPr>
           <w:b/>
@@ -891,7 +916,23 @@
           <w:color w:val="1D1B11" w:themeColor="background2" w:themeShade="1A"/>
           <w:lang w:eastAsia="zh-CN"/>
         </w:rPr>
-        <w:t xml:space="preserve">in PEG-Ficoll Protocells. </w:t>
+        <w:t>in PEG-</w:t>
+      </w:r>
+      <w:proofErr w:type="spellStart"/>
+      <w:r>
+        <w:rPr>
+          <w:color w:val="1D1B11" w:themeColor="background2" w:themeShade="1A"/>
+          <w:lang w:eastAsia="zh-CN"/>
+        </w:rPr>
+        <w:t>Ficoll</w:t>
+      </w:r>
+      <w:proofErr w:type="spellEnd"/>
+      <w:r>
+        <w:rPr>
+          <w:color w:val="1D1B11" w:themeColor="background2" w:themeShade="1A"/>
+          <w:lang w:eastAsia="zh-CN"/>
+        </w:rPr>
+        <w:t xml:space="preserve"> Protocells. </w:t>
       </w:r>
       <w:r>
         <w:rPr>
@@ -1053,7 +1094,23 @@
           <w:color w:val="1D1B11" w:themeColor="background2" w:themeShade="1A"/>
           <w:lang w:eastAsia="zh-CN"/>
         </w:rPr>
-        <w:t>, Steppe, P. L., Kazman, M. W., &amp; Styczynski, M. P. (</w:t>
+        <w:t xml:space="preserve">, Steppe, P. L., </w:t>
+      </w:r>
+      <w:proofErr w:type="spellStart"/>
+      <w:r>
+        <w:rPr>
+          <w:color w:val="1D1B11" w:themeColor="background2" w:themeShade="1A"/>
+          <w:lang w:eastAsia="zh-CN"/>
+        </w:rPr>
+        <w:t>Kazman</w:t>
+      </w:r>
+      <w:proofErr w:type="spellEnd"/>
+      <w:r>
+        <w:rPr>
+          <w:color w:val="1D1B11" w:themeColor="background2" w:themeShade="1A"/>
+          <w:lang w:eastAsia="zh-CN"/>
+        </w:rPr>
+        <w:t>, M. W., &amp; Styczynski, M. P. (</w:t>
       </w:r>
       <w:r>
         <w:rPr>
@@ -1286,7 +1343,23 @@
           <w:color w:val="1D1B11" w:themeColor="background2" w:themeShade="1A"/>
           <w:lang w:eastAsia="zh-CN"/>
         </w:rPr>
-        <w:t>, Piorino, F. &amp; Styczynski, M. P. (</w:t>
+        <w:t xml:space="preserve">, </w:t>
+      </w:r>
+      <w:proofErr w:type="spellStart"/>
+      <w:r>
+        <w:rPr>
+          <w:color w:val="1D1B11" w:themeColor="background2" w:themeShade="1A"/>
+          <w:lang w:eastAsia="zh-CN"/>
+        </w:rPr>
+        <w:t>Piorino</w:t>
+      </w:r>
+      <w:proofErr w:type="spellEnd"/>
+      <w:r>
+        <w:rPr>
+          <w:color w:val="1D1B11" w:themeColor="background2" w:themeShade="1A"/>
+          <w:lang w:eastAsia="zh-CN"/>
+        </w:rPr>
+        <w:t>, F. &amp; Styczynski, M. P. (</w:t>
       </w:r>
       <w:r>
         <w:rPr>
@@ -1322,6 +1395,7 @@
         </w:rPr>
         <w:t xml:space="preserve"> </w:t>
       </w:r>
+      <w:proofErr w:type="gramStart"/>
       <w:r>
         <w:rPr>
           <w:i/>
@@ -1331,6 +1405,7 @@
         </w:rPr>
         <w:t>coli</w:t>
       </w:r>
+      <w:proofErr w:type="gramEnd"/>
       <w:r>
         <w:rPr>
           <w:color w:val="1D1B11" w:themeColor="background2" w:themeShade="1A"/>
@@ -1382,12 +1457,21 @@
           <w:lang w:eastAsia="zh-CN"/>
         </w:rPr>
       </w:pPr>
+      <w:proofErr w:type="spellStart"/>
       <w:r>
         <w:rPr>
           <w:color w:val="1D1B11" w:themeColor="background2" w:themeShade="1A"/>
           <w:lang w:eastAsia="zh-CN"/>
         </w:rPr>
-        <w:t xml:space="preserve">Byagathvalli, G., Sinha, S., </w:t>
+        <w:t>Byagathvalli</w:t>
+      </w:r>
+      <w:proofErr w:type="spellEnd"/>
+      <w:r>
+        <w:rPr>
+          <w:color w:val="1D1B11" w:themeColor="background2" w:themeShade="1A"/>
+          <w:lang w:eastAsia="zh-CN"/>
+        </w:rPr>
+        <w:t xml:space="preserve">, G., Sinha, S., </w:t>
       </w:r>
       <w:r>
         <w:rPr>
@@ -1403,7 +1487,23 @@
           <w:color w:val="1D1B11" w:themeColor="background2" w:themeShade="1A"/>
           <w:lang w:eastAsia="zh-CN"/>
         </w:rPr>
-        <w:t>, Styczynski, M. P., Standeven, J., &amp; Bhamla, M. S. (</w:t>
+        <w:t xml:space="preserve">, Styczynski, M. P., Standeven, J., &amp; </w:t>
+      </w:r>
+      <w:proofErr w:type="spellStart"/>
+      <w:r>
+        <w:rPr>
+          <w:color w:val="1D1B11" w:themeColor="background2" w:themeShade="1A"/>
+          <w:lang w:eastAsia="zh-CN"/>
+        </w:rPr>
+        <w:t>Bhamla</w:t>
+      </w:r>
+      <w:proofErr w:type="spellEnd"/>
+      <w:r>
+        <w:rPr>
+          <w:color w:val="1D1B11" w:themeColor="background2" w:themeShade="1A"/>
+          <w:lang w:eastAsia="zh-CN"/>
+        </w:rPr>
+        <w:t>, M. S. (</w:t>
       </w:r>
       <w:r>
         <w:rPr>
@@ -1428,12 +1528,37 @@
         </w:rPr>
         <w:t xml:space="preserve"> </w:t>
       </w:r>
+      <w:proofErr w:type="spellStart"/>
       <w:r>
         <w:rPr>
           <w:color w:val="1D1B11" w:themeColor="background2" w:themeShade="1A"/>
           <w:lang w:eastAsia="zh-CN"/>
         </w:rPr>
-        <w:t xml:space="preserve">Electropen: an Ultra-Low-Cost, Electricity-Free, Portable Electroporator. </w:t>
+        <w:t>Electropen</w:t>
+      </w:r>
+      <w:proofErr w:type="spellEnd"/>
+      <w:r>
+        <w:rPr>
+          <w:color w:val="1D1B11" w:themeColor="background2" w:themeShade="1A"/>
+          <w:lang w:eastAsia="zh-CN"/>
+        </w:rPr>
+        <w:t xml:space="preserve">: </w:t>
+      </w:r>
+      <w:proofErr w:type="gramStart"/>
+      <w:r>
+        <w:rPr>
+          <w:color w:val="1D1B11" w:themeColor="background2" w:themeShade="1A"/>
+          <w:lang w:eastAsia="zh-CN"/>
+        </w:rPr>
+        <w:t>an</w:t>
+      </w:r>
+      <w:proofErr w:type="gramEnd"/>
+      <w:r>
+        <w:rPr>
+          <w:color w:val="1D1B11" w:themeColor="background2" w:themeShade="1A"/>
+          <w:lang w:eastAsia="zh-CN"/>
+        </w:rPr>
+        <w:t xml:space="preserve"> Ultra-Low-Cost, Electricity-Free, Portable Electroporator. </w:t>
       </w:r>
       <w:r>
         <w:rPr>
@@ -1622,7 +1747,23 @@
           <w:color w:val="1D1B11" w:themeColor="background2" w:themeShade="1A"/>
           <w:lang w:eastAsia="zh-CN"/>
         </w:rPr>
-        <w:t>10.1126/sciadv.aax4473</w:t>
+        <w:t>10.1126/</w:t>
+      </w:r>
+      <w:proofErr w:type="gramStart"/>
+      <w:r>
+        <w:rPr>
+          <w:color w:val="1D1B11" w:themeColor="background2" w:themeShade="1A"/>
+          <w:lang w:eastAsia="zh-CN"/>
+        </w:rPr>
+        <w:t>sciadv.aax</w:t>
+      </w:r>
+      <w:proofErr w:type="gramEnd"/>
+      <w:r>
+        <w:rPr>
+          <w:color w:val="1D1B11" w:themeColor="background2" w:themeShade="1A"/>
+          <w:lang w:eastAsia="zh-CN"/>
+        </w:rPr>
+        <w:t>4473</w:t>
       </w:r>
     </w:p>
     <w:p>
@@ -2301,10 +2442,10 @@
         <w:pStyle w:val="Heading2"/>
       </w:pPr>
       <w:r>
-        <w:t xml:space="preserve">Professional </w:t>
-      </w:r>
-      <w:r>
         <w:t>Service</w:t>
+      </w:r>
+      <w:r>
+        <w:t xml:space="preserve"> and Outreach Activities</w:t>
       </w:r>
     </w:p>
     <w:p>
